--- a/dosyalar/10-sinif/arapca-10-1d2y-beceri.docx
+++ b/dosyalar/10-sinif/arapca-10-1d2y-beceri.docx
@@ -540,7 +540,7 @@
                 <w:szCs w:val="30"/>
                 <w:rtl/>
               </w:rPr>
-              <w:t xml:space="preserve">اِسْمِي مَرْيَمُ، وَأَنَا طَالِبَةٌ فِي الصَّفِّ الْعَاشِرِ فِي ثَانَوِيَّةِ الْأَئِمَّةِ وَالْخُطَبَاءِ.</w:t>
+              <w:t xml:space="preserve">اِسْمِي مَرْيَم، وَأَنَا طَالِبَةٌ فِي الصَّفِّ العَاشِرِ فِي ثَانَوِيَّةِ الأَئِمَّةِ وَالْخُطَبَاءِ.</w:t>
             </w:r>
           </w:p>
           <w:p>
@@ -558,7 +558,7 @@
                 <w:szCs w:val="30"/>
                 <w:rtl/>
               </w:rPr>
-              <w:t xml:space="preserve">يَقُولُ أَصْدِقَائِي إِنِّي فَتَاةٌ هَادِئَةٌ وَصَبُورَةٌ، وَلَكِنِّي نَشِيطَةٌ جِدًّا فِي الْعَمَلِ.</w:t>
+              <w:t xml:space="preserve">يَقُولُ أَصْدِقَائِي إِنِّي فَتَاةٌ هَادِئَةٌ وَصَبُورَةٌ، وَلَكِنِّي نَشِيطَةٌ جِدًّا فِي العَمَلِ.</w:t>
             </w:r>
           </w:p>
           <w:p>
@@ -576,7 +576,7 @@
                 <w:szCs w:val="30"/>
                 <w:rtl/>
               </w:rPr>
-              <w:t xml:space="preserve">أَشْعُرُ بِالسَّعَادَةِ حِينَ أُسَاعِدُ زَمِيلَاتِي فِي دُرُوسِ اللُّغَةِ الْعَرَبِيَّةِ.</w:t>
+              <w:t xml:space="preserve">أَشْعُرُ بِالسَّعَادَةِ حِينَ أُسَاعِدُ زَمِيلَاتِي فِي دُرُوسِ اللُّغَةِ العَرَبِيَّةِ.</w:t>
             </w:r>
           </w:p>
           <w:p>
@@ -594,7 +594,7 @@
                 <w:szCs w:val="30"/>
                 <w:rtl/>
               </w:rPr>
-              <w:t xml:space="preserve">لِي هِوَايَاتٌ كَثِيرَةٌ؛ أَهَمُّهَا الْقِرَاءَةُ وَالرَّسْمُ وَالسِّبَاحَةُ.</w:t>
+              <w:t xml:space="preserve">لِي هِوَايَاتٌ كَثِيرَةٌ؛ أَهَمُّهَا القِرَاءَةُ وَالرَّسْمُ وَالسِّبَاحَةُ.</w:t>
             </w:r>
           </w:p>
           <w:p>
@@ -612,7 +612,7 @@
                 <w:szCs w:val="30"/>
                 <w:rtl/>
               </w:rPr>
-              <w:t xml:space="preserve">أَقْرَأُ كُلَّ أُسْبُوعٍ كِتَابًا جَدِيدًا، لِأَنَّ الْقِرَاءَةَ تَفْتَحُ الْعَقْلَ.</w:t>
+              <w:t xml:space="preserve">أَقْرَأُ كُلَّ أُسْبُوعٍ كِتَابًا جَدِيدًا، لِأَنَّ القِرَاءَةَ تَفْتَحُ العَقْلَ.</w:t>
             </w:r>
           </w:p>
           <w:p>
@@ -630,7 +630,7 @@
                 <w:szCs w:val="30"/>
                 <w:rtl/>
               </w:rPr>
-              <w:t xml:space="preserve">أَسْتَطِيعُ أَنْ أَرْسُمَ الْمَنَاظِرَ الطَّبِيعِيَّةَ، وَلَكِنِّي لَا أَسْتَطِيعُ أَنْ أَعْزِفَ عَلَى الْعُودِ.</w:t>
+              <w:t xml:space="preserve">أَسْتَطِيعُ أَنْ أَرْسُمَ المَنَاظِرَ الطَّبِيعِيَّةَ، وَلَكِنِّي لَا أَسْتَطِيعُ أَنْ أَعْزِفَ عَلَى العُودِ.</w:t>
             </w:r>
           </w:p>
           <w:p>
@@ -648,7 +648,7 @@
                 <w:szCs w:val="30"/>
                 <w:rtl/>
               </w:rPr>
-              <w:t xml:space="preserve">فِي الْعَامِ الْمَاضِي، اِشْتَرَكْتُ فِي مُسَابَقَةٍ لِلرَّسْمِ وَفُزْتُ بِالْجَائِزَةِ الثَّانِيَةِ.</w:t>
+              <w:t xml:space="preserve">فِي العَامِ المَاضِي، اِشْتَرَكْتُ فِي مُسَابَقَةٍ لِلرَّسْمِ وَفُزْتُ بِالْجَائِزَةِ الثَّانِيَةِ.</w:t>
             </w:r>
           </w:p>
           <w:p>
@@ -666,7 +666,7 @@
                 <w:szCs w:val="30"/>
                 <w:rtl/>
               </w:rPr>
-              <w:t xml:space="preserve">كَانَتْ تِلْكَ اللَّحْظَةُ مِنْ أَجْمَلِ لَحَظَاتِ حَيَاتِي.</w:t>
+              <w:t xml:space="preserve">كَانَتْ تِلْكَ اللَّحْظَةُ مِنْ أَجْمَلِ لَحَظَاتِ حَيَاتِي.</w:t>
             </w:r>
           </w:p>
           <w:p>
@@ -684,7 +684,7 @@
                 <w:szCs w:val="30"/>
                 <w:rtl/>
               </w:rPr>
-              <w:t xml:space="preserve">أَمَّا هَدَفِي فِي الْمُسْتَقْبَلِ فَهُوَ أَنْ أَكُونَ طَبِيبَةً مَاهِرَةً.</w:t>
+              <w:t xml:space="preserve">أَمَّا هَدَفِي فِي المُسْتَقْبَلِ فَهُوَ أَنْ أَكُونَ طَبِيبَةً مَاهِرَةً.</w:t>
             </w:r>
           </w:p>
           <w:p>
@@ -702,7 +702,7 @@
                 <w:szCs w:val="30"/>
                 <w:rtl/>
               </w:rPr>
-              <w:t xml:space="preserve">سَوْفَ أَجْتَهِدُ كَثِيرًا، لِأَنَّ النَّجَاحَ ثَمَرَةُ الصَّبْرِ وَالِاجْتِهَادِ.</w:t>
+              <w:t xml:space="preserve">سَوْفَ أَجْتَهِدُ كَثِيرًا، لِأَنَّ النَّجَاحَ ثَمَرَةُ الصَّبْرِ وَالِاجْتِهَادِ.</w:t>
             </w:r>
           </w:p>
           <w:p>
@@ -720,7 +720,7 @@
                 <w:szCs w:val="30"/>
                 <w:rtl/>
               </w:rPr>
-              <w:t xml:space="preserve">وَكَمَا يَقُولُ الْمَثَلُ: مَنْ زَرَعَ حَصَدَ، وَمَنْ جَدَّ وَجَدَ.</w:t>
+              <w:t xml:space="preserve">وَكَمَا يَقُولُ المَثَلُ: مَنْ زَرَعَ حَصَدَ، وَمَنْ جَدَّ وَجَدَ.</w:t>
             </w:r>
           </w:p>
         </w:tc>
@@ -774,7 +774,7 @@
           <w:szCs w:val="28"/>
           <w:rtl/>
         </w:rPr>
-        <w:t xml:space="preserve">مَاذَا نَفْهَمُ مِنْ قَوْلِ مَرْيَمَ: «وَلَكِنِّي نَشِيطَةٌ جِدًّا فِي الْعَمَلِ»؟</w:t>
+        <w:t xml:space="preserve">مَاذَا نَفْهَمُ مِنْ قَوْلِ مَرْيَم: «وَلَكِنِّي نَشِيطَةٌ جِدًّا فِي العَمَلِ»؟</w:t>
       </w:r>
     </w:p>
     <w:tbl>
@@ -842,7 +842,7 @@
                 <w:szCs w:val="28"/>
                 <w:rtl/>
               </w:rPr>
-              <w:t xml:space="preserve">أَنَّ هُدُوءَهَا لَا يَمْنَعُ نَشَاطَهَا</w:t>
+              <w:t xml:space="preserve">أَنَّ هُدُوءَهَا لَا يَمْنَعُ نَشَاطَهَا</w:t>
             </w:r>
           </w:p>
         </w:tc>
@@ -891,7 +891,7 @@
                 <w:szCs w:val="28"/>
                 <w:rtl/>
               </w:rPr>
-              <w:t xml:space="preserve">أَنَّهَا كَسُولَةٌ فِي الْبَيْتِ</w:t>
+              <w:t xml:space="preserve">أَنَّهَا كَسُولَةٌ فِي البَيْتِ</w:t>
             </w:r>
           </w:p>
         </w:tc>
@@ -945,7 +945,7 @@
                 <w:szCs w:val="28"/>
                 <w:rtl/>
               </w:rPr>
-              <w:t xml:space="preserve">أَنَّهَا تَعْمَلُ فِي مَصْنَعٍ</w:t>
+              <w:t xml:space="preserve">أَنَّهَا تَعْمَلُ فِي مَصْنَعٍ</w:t>
             </w:r>
           </w:p>
         </w:tc>
@@ -994,7 +994,7 @@
                 <w:szCs w:val="28"/>
                 <w:rtl/>
               </w:rPr>
-              <w:t xml:space="preserve">أَنَّهَا لَا تُحِبُّ الْعَمَلَ</w:t>
+              <w:t xml:space="preserve">أَنَّهَا لَا تُحِبُّ العَمَلَ</w:t>
             </w:r>
           </w:p>
         </w:tc>
@@ -1030,7 +1030,7 @@
           <w:szCs w:val="28"/>
           <w:rtl/>
         </w:rPr>
-        <w:t xml:space="preserve">لِمَاذَا تَقْرَأُ مَرْيَمُ كِتَابًا كُلَّ أُسْبُوعٍ؟</w:t>
+        <w:t xml:space="preserve">لِمَاذَا تَقْرَأُ مَرْيَم كِتَابًا كُلَّ أُسْبُوعٍ؟</w:t>
       </w:r>
     </w:p>
     <w:tbl>
@@ -1098,7 +1098,7 @@
                 <w:szCs w:val="28"/>
                 <w:rtl/>
               </w:rPr>
-              <w:t xml:space="preserve">لِأَنَّهَا تُرِيدُ الْجَائِزَةَ</w:t>
+              <w:t xml:space="preserve">لِأَنَّهَا تُرِيدُ الجَائِزَةَ</w:t>
             </w:r>
           </w:p>
         </w:tc>
@@ -1147,7 +1147,7 @@
                 <w:szCs w:val="28"/>
                 <w:rtl/>
               </w:rPr>
-              <w:t xml:space="preserve">لِأَنَّ الْمُعَلِّمَةَ تَأْمُرُهَا</w:t>
+              <w:t xml:space="preserve">لِأَنَّ المُعَلِّمَةَ تَأْمُرُهَا</w:t>
             </w:r>
           </w:p>
         </w:tc>
@@ -1201,7 +1201,7 @@
                 <w:szCs w:val="28"/>
                 <w:rtl/>
               </w:rPr>
-              <w:t xml:space="preserve">لِأَنَّهَا لَا تُحِبُّ الرَّسْمَ</w:t>
+              <w:t xml:space="preserve">لِأَنَّهَا لَا تُحِبُّ الرَّسْمَ</w:t>
             </w:r>
           </w:p>
         </w:tc>
@@ -1250,7 +1250,7 @@
                 <w:szCs w:val="28"/>
                 <w:rtl/>
               </w:rPr>
-              <w:t xml:space="preserve">لِأَنَّ الْقِرَاءَةَ تَفْتَحُ الْعَقْلَ</w:t>
+              <w:t xml:space="preserve">لِأَنَّ القِرَاءَةَ تَفْتَحُ العَقْلَ</w:t>
             </w:r>
           </w:p>
         </w:tc>
@@ -1286,7 +1286,7 @@
           <w:szCs w:val="28"/>
           <w:rtl/>
         </w:rPr>
-        <w:t xml:space="preserve">مَا مَعْنَى «مَنْ جَدَّ وَجَدَ» فِي سِيَاقِ النَّصِّ؟</w:t>
+        <w:t xml:space="preserve">مَا مَعْنَى «مَنْ جَدَّ وَجَدَ» فِي سِيَاقِ النَّصِّ؟</w:t>
       </w:r>
     </w:p>
     <w:tbl>
@@ -1354,7 +1354,7 @@
                 <w:szCs w:val="28"/>
                 <w:rtl/>
               </w:rPr>
-              <w:t xml:space="preserve">مَنْ سَافَرَ رَبِحَ الْمَالَ</w:t>
+              <w:t xml:space="preserve">مَنْ سَافَرَ رَبِحَ المَالَ</w:t>
             </w:r>
           </w:p>
         </w:tc>
@@ -1403,7 +1403,7 @@
                 <w:szCs w:val="28"/>
                 <w:rtl/>
               </w:rPr>
-              <w:t xml:space="preserve">مَنِ اجْتَهَدَ وَصَلَ إِلَى هَدَفِهِ</w:t>
+              <w:t xml:space="preserve">مَن اجْتَهَدَ وَصَلَ إِلَى هَدَفِهِ</w:t>
             </w:r>
           </w:p>
         </w:tc>
@@ -1897,7 +1897,7 @@
                 <w:szCs w:val="28"/>
                 <w:rtl/>
               </w:rPr>
-              <w:t xml:space="preserve">هِوَايَةُ يُوسُفَ الْمُفَضَّلَةُ كُرَةُ الْقَدَمِ.</w:t>
+              <w:t xml:space="preserve">هِوَايَةُ يُوسُف المُفَضَّلَةُ كُرَةُ القَدَمِ.</w:t>
             </w:r>
           </w:p>
         </w:tc>
@@ -2023,7 +2023,7 @@
                 <w:szCs w:val="28"/>
                 <w:rtl/>
               </w:rPr>
-              <w:t xml:space="preserve">يَلْعَبُ يُوسُفُ مَعَ فَرِيقِ الْمَدْرَسَةِ كُلَّ يَوْمٍ.</w:t>
+              <w:t xml:space="preserve">يَلْعَبُ يُوسُف مَعَ فَرِيقِ المَدْرَسَةِ كُلَّ يَوْمٍ.</w:t>
             </w:r>
           </w:p>
         </w:tc>
@@ -2149,7 +2149,7 @@
                 <w:szCs w:val="28"/>
                 <w:rtl/>
               </w:rPr>
-              <w:t xml:space="preserve">يُوسُفُ يُجِيدُ السِّبَاحَةَ جَيِّدًا.</w:t>
+              <w:t xml:space="preserve">يُوسُف يُجِيدُ السِّبَاحَةَ جَيِّدًا.</w:t>
             </w:r>
           </w:p>
         </w:tc>
@@ -2275,7 +2275,7 @@
                 <w:szCs w:val="28"/>
                 <w:rtl/>
               </w:rPr>
-              <w:t xml:space="preserve">يُرِيدُ يُوسُفُ أَنْ يَكُونَ مُهَنْدِسًا.</w:t>
+              <w:t xml:space="preserve">يُرِيدُ يُوسُف أَنْ يَكُونَ مُهَنْدِسًا.</w:t>
             </w:r>
           </w:p>
         </w:tc>
@@ -2401,7 +2401,7 @@
                 <w:szCs w:val="28"/>
                 <w:rtl/>
               </w:rPr>
-              <w:t xml:space="preserve">يَقُولُ وَالِدُهُ إِنَّ النَّجَاحَ يَحْتَاجُ إِلَى صَبْرٍ.</w:t>
+              <w:t xml:space="preserve">يَقُولُ وَالِدُهُ إِنَّ النَّجَاحَ يَحْتَاجُ إِلَى صَبْرٍ.</w:t>
             </w:r>
           </w:p>
         </w:tc>
@@ -2742,7 +2742,7 @@
                 <w:szCs w:val="28"/>
                 <w:rtl/>
               </w:rPr>
-              <w:t xml:space="preserve">أَشْعُرُ بِالْغَضَبِ الْيَوْمَ</w:t>
+              <w:t xml:space="preserve">أَشْعُرُ بِالْغَضَبِ اليَوْمَ</w:t>
             </w:r>
           </w:p>
         </w:tc>
@@ -2792,7 +2792,7 @@
                 <w:szCs w:val="28"/>
                 <w:rtl/>
               </w:rPr>
-              <w:t xml:space="preserve">سَوْفَ أَذْهَبُ إِلَى الْبَيْتِ</w:t>
+              <w:t xml:space="preserve">سَوْفَ أَذْهَبُ إِلَى البَيْتِ</w:t>
             </w:r>
           </w:p>
         </w:tc>
@@ -2884,7 +2884,7 @@
                 <w:szCs w:val="28"/>
                 <w:rtl/>
               </w:rPr>
-              <w:t xml:space="preserve">أَنَا أَحْسَنُ لَاعِبٍ فِي الْفَرِيقِ</w:t>
+              <w:t xml:space="preserve">أَنَا أَحْسَنُ لَاعِبٍ فِي الفَرِيقِ</w:t>
             </w:r>
           </w:p>
         </w:tc>
@@ -2934,7 +2934,7 @@
                 <w:szCs w:val="28"/>
                 <w:rtl/>
               </w:rPr>
-              <w:t xml:space="preserve">لَا أَسْتَطِيعُ أَنْ أَعْزِفَ، لَكِنِّي أُحَاوِلُ</w:t>
+              <w:t xml:space="preserve">لَا أَسْتَطِيعُ أَنْ أَعْزِفَ، لَكِنِّي أُحَاوِلُ</w:t>
             </w:r>
           </w:p>
         </w:tc>
@@ -2989,7 +2989,7 @@
                 <w:szCs w:val="28"/>
                 <w:rtl/>
               </w:rPr>
-              <w:t xml:space="preserve">أَنَا لَا أُحِبُّ أَحَدًا</w:t>
+              <w:t xml:space="preserve">أَنَا لَا أُحِبُّ أَحَدًا</w:t>
             </w:r>
           </w:p>
         </w:tc>
@@ -3131,7 +3131,7 @@
                 <w:szCs w:val="28"/>
                 <w:rtl/>
               </w:rPr>
-              <w:t xml:space="preserve">فَازَتْ بِالْجَائِزَةِ الْأُولَى فِي السِّبَاحَةِ</w:t>
+              <w:t xml:space="preserve">فَازَتْ بِالْجَائِزَةِ الأُولَى فِي السِّبَاحَةِ</w:t>
             </w:r>
           </w:p>
         </w:tc>
@@ -3236,7 +3236,7 @@
                 <w:szCs w:val="28"/>
                 <w:rtl/>
               </w:rPr>
-              <w:t xml:space="preserve">فَازَتْ بِالْجَائِزَةِ الثَّانِيَةِ فِي الرَّسْمِ</w:t>
+              <w:t xml:space="preserve">فَازَتْ بِالْجَائِزَةِ الثَّانِيَةِ فِي الرَّسْمِ</w:t>
             </w:r>
           </w:p>
         </w:tc>
@@ -3286,7 +3286,7 @@
                 <w:szCs w:val="28"/>
                 <w:rtl/>
               </w:rPr>
-              <w:t xml:space="preserve">تَعَلَّمَتِ الْعَزْفَ عَلَى الْعُودِ</w:t>
+              <w:t xml:space="preserve">تَعَلَّمَتِ العَزْفَ عَلَى العُودِ</w:t>
             </w:r>
           </w:p>
         </w:tc>
@@ -3378,7 +3378,7 @@
                 <w:szCs w:val="28"/>
                 <w:rtl/>
               </w:rPr>
-              <w:t xml:space="preserve">اِصْبِرْ يَا صَدِيقِي، فَإِنَّ بَعْدَ الْعُسْرِ يُسْرًا</w:t>
+              <w:t xml:space="preserve">اِصْبِرْ يَا صَدِيقِي، فَإِنَّ بَعْدَ العُسْرِ يُسْرًا</w:t>
             </w:r>
           </w:p>
         </w:tc>
@@ -3483,7 +3483,7 @@
                 <w:szCs w:val="28"/>
                 <w:rtl/>
               </w:rPr>
-              <w:t xml:space="preserve">أَنَا فَرْحَانُ جِدًّا الْيَوْمَ</w:t>
+              <w:t xml:space="preserve">أَنَا فَرْحَانُ جِدًّا اليَوْمَ</w:t>
             </w:r>
           </w:p>
         </w:tc>
@@ -3533,7 +3533,7 @@
                 <w:szCs w:val="28"/>
                 <w:rtl/>
               </w:rPr>
-              <w:t xml:space="preserve">مَا هِوَايَتُكَ الْمُفَضَّلَةُ</w:t>
+              <w:t xml:space="preserve">مَا هِوَايَتُكَ المُفَضَّلَةُ</w:t>
             </w:r>
           </w:p>
         </w:tc>
@@ -3625,7 +3625,7 @@
                 <w:szCs w:val="28"/>
                 <w:rtl/>
               </w:rPr>
-              <w:t xml:space="preserve">كُنْتُ طَالِبًا فِي الْمَاضِي</w:t>
+              <w:t xml:space="preserve">كُنْتُ طَالِبًا فِي المَاضِي</w:t>
             </w:r>
           </w:p>
         </w:tc>
@@ -3675,7 +3675,7 @@
                 <w:szCs w:val="28"/>
                 <w:rtl/>
               </w:rPr>
-              <w:t xml:space="preserve">هَدَفِي أَنْ أَكُونَ مُعَلِّمًا نَاجِحًا</w:t>
+              <w:t xml:space="preserve">هَدَفِي أَنْ أَكُونَ مُعَلِّمًا نَاجِحًا</w:t>
             </w:r>
           </w:p>
         </w:tc>
@@ -3730,7 +3730,7 @@
                 <w:szCs w:val="28"/>
                 <w:rtl/>
               </w:rPr>
-              <w:t xml:space="preserve">أَخِي يُحِبُّ السَّفَرَ كَثِيرًا</w:t>
+              <w:t xml:space="preserve">أَخِي يُحِبُّ السَّفَرَ كَثِيرًا</w:t>
             </w:r>
           </w:p>
         </w:tc>
@@ -3780,7 +3780,7 @@
                 <w:szCs w:val="28"/>
                 <w:rtl/>
               </w:rPr>
-              <w:t xml:space="preserve">اَلْجَوُّ جَمِيلٌ الْيَوْمَ</w:t>
+              <w:t xml:space="preserve">اَلجَوُّ جَمِيلٌ اليَوْمَ</w:t>
             </w:r>
           </w:p>
         </w:tc>
@@ -3956,7 +3956,7 @@
                 <w:szCs w:val="27"/>
                 <w:rtl/>
               </w:rPr>
-              <w:t xml:space="preserve">أُحِبُّ أَنْ أَقْرَأَ</w:t>
+              <w:t xml:space="preserve">أُحِبُّ أَنْ أَقْرَأَ</w:t>
             </w:r>
           </w:p>
         </w:tc>
@@ -4886,7 +4886,7 @@
                 <w:szCs w:val="30"/>
                 <w:rtl/>
               </w:rPr>
-              <w:t xml:space="preserve">هَادِئَةٌ   —   الْقِرَاءَةُ   —   أَرْسُمَ   —   الثَّانِيَةِ   —   طَبِيبَةً</w:t>
+              <w:t xml:space="preserve">هَادِئَةٌ   —   القِرَاءَةُ   —   أَرْسُمَ   —   الثَّانِيَةِ   —   طَبِيبَةً</w:t>
             </w:r>
           </w:p>
         </w:tc>
@@ -4993,7 +4993,7 @@
                 <w:szCs w:val="28"/>
                 <w:rtl/>
               </w:rPr>
-              <w:t xml:space="preserve">يَقُولُ أَصْدِقَاءُ مَرْيَمَ إِنَّهَا فَتَاةٌ ……………………… وَصَبُورَةٌ.</w:t>
+              <w:t xml:space="preserve">يَقُولُ أَصْدِقَاءُ مَرْيَم إِنَّهَا فَتَاةٌ ……………………… وَصَبُورَةٌ.</w:t>
             </w:r>
           </w:p>
         </w:tc>
@@ -5065,7 +5065,7 @@
                 <w:szCs w:val="28"/>
                 <w:rtl/>
               </w:rPr>
-              <w:t xml:space="preserve">……………………… تَفْتَحُ الْعَقْلَ.</w:t>
+              <w:t xml:space="preserve">……………………… تَفْتَحُ العَقْلَ.</w:t>
             </w:r>
           </w:p>
         </w:tc>
@@ -5137,7 +5137,7 @@
                 <w:szCs w:val="28"/>
                 <w:rtl/>
               </w:rPr>
-              <w:t xml:space="preserve">أَسْتَطِيعُ أَنْ ……………………… الْمَنَاظِرَ الطَّبِيعِيَّةَ.</w:t>
+              <w:t xml:space="preserve">أَسْتَطِيعُ أَنْ ……………………… المَنَاظِرَ الطَّبِيعِيَّةَ.</w:t>
             </w:r>
           </w:p>
         </w:tc>
@@ -5209,7 +5209,7 @@
                 <w:szCs w:val="28"/>
                 <w:rtl/>
               </w:rPr>
-              <w:t xml:space="preserve">فَازَتْ مَرْيَمُ بِالْجَائِزَةِ ……………………… فِي الْمُسَابَقَةِ.</w:t>
+              <w:t xml:space="preserve">فَازَتْ مَرْيَم بِالْجَائِزَةِ ……………………… فِي المُسَابَقَةِ.</w:t>
             </w:r>
           </w:p>
         </w:tc>
@@ -6799,7 +6799,7 @@
                 <w:szCs w:val="30"/>
                 <w:rtl/>
               </w:rPr>
-              <w:t xml:space="preserve">صَدِيقِي الْعَزِيزَ   —   أَنَا   —   هِوَايَتِي   —   أَسْتَطِيعُ أَنْ   —   أَشْعُرُ بِ   —   هَدَفِي   —   سَوْفَ   —   مَعَ تَحِيَّاتِي</w:t>
+              <w:t xml:space="preserve">صَدِيقِي العَزِيزَ   —   أَنَا   —   هِوَايَتِي   —   أَسْتَطِيعُ أَنْ   —   أَشْعُرُ بِ   —   هَدَفِي   —   سَوْفَ   —   مَعَ تَحِيَّاتِي</w:t>
             </w:r>
           </w:p>
         </w:tc>
@@ -7349,7 +7349,7 @@
                 <w:sz w:val="19"/>
                 <w:szCs w:val="19"/>
               </w:rPr>
-              <w:t xml:space="preserve">d) Örnek: مَرْيَمُ فَتَاةٌ هَادِئَةٌ وَصَبُورَةٌ، وَهَدَفُهَا أَنْ تَكُونَ طَبِيبَةً (3 puan)</w:t>
+              <w:t xml:space="preserve">d) Örnek: مَرْيَم فَتَاةٌ هَادِئَةٌ وَصَبُورَةٌ، وَهَدَفُهَا أَنْ تَكُونَ طَبِيبَةً (3 puan)</w:t>
             </w:r>
           </w:p>
         </w:tc>
@@ -7461,7 +7461,7 @@
                 <w:sz w:val="19"/>
                 <w:szCs w:val="19"/>
               </w:rPr>
-              <w:t xml:space="preserve">أَنَا يُوسُفُ، عُمْرِي سِتَّةَ عَشَرَ عَامًا. هِوَايَتِي الْمُفَضَّلَةُ كُرَةُ الْقَدَمِ، وَأَلْعَبُ مَعَ فَرِيقِ الْمَدْرَسَةِ كُلَّ خَمِيسٍ. لَا أَسْبَحُ جَيِّدًا، لَكِنِّي سَأَتَعَلَّمُ السِّبَاحَةَ فِي الصَّيْفِ. أُرِيدُ أَنْ أَكُونَ مُهَنْدِسًا، لِأَنِّي أُحِبُّ الرِّيَاضِيَّاتِ. وَيَقُولُ وَالِدِي: إِنَّ النَّجَاحَ يَحْتَاجُ إِلَى صَبْرٍ.</w:t>
+              <w:t xml:space="preserve">أَنَا يُوسُف، عُمْرِي سِتَّةَ عَشَرَ عَامًا. هِوَايَتِي المُفَضَّلَةُ كُرَةُ القَدَمِ، وَأَلْعَبُ مَعَ فَرِيقِ المَدْرَسَةِ كُلَّ خَمِيسٍ. لَا أَسْبَحُ جَيِّدًا، لَكِنِّي سَأَتَعَلَّمُ السِّبَاحَةَ فِي الصَّيْفِ. أُرِيدُ أَنْ أَكُونَ مُهَنْدِسًا، لِأَنِّي أُحِبُّ الرِّيَاضِيَّاتِ. وَيَقُولُ وَالِدِي: إِنَّ النَّجَاحَ يَحْتَاجُ إِلَى صَبْرٍ.</w:t>
             </w:r>
           </w:p>
           <w:p>
@@ -7761,7 +7761,7 @@
                 <w:szCs w:val="27"/>
                 <w:rtl/>
               </w:rPr>
-              <w:t xml:space="preserve">هَادِئَةٌ ، الْقِرَاءَةُ ، أَرْسُمَ ، الثَّانِيَةِ ، طَبِيبَةً</w:t>
+              <w:t xml:space="preserve">هَادِئَةٌ ، القِرَاءَةُ ، أَرْسُمَ ، الثَّانِيَةِ ، طَبِيبَةً</w:t>
             </w:r>
           </w:p>
         </w:tc>
@@ -7949,7 +7949,7 @@
                 <w:szCs w:val="27"/>
                 <w:rtl/>
               </w:rPr>
-              <w:t xml:space="preserve">هِيَ فِي الصَّفِّ الْعَاشِرِ. · تَشْعُرُ بِالسَّعَادَةِ حِينَ تُسَاعِدُ زَمِيلَاتِهَا.</w:t>
+              <w:t xml:space="preserve">هِيَ فِي الصَّفِّ العَاشِرِ. · تَشْعُرُ بِالسَّعَادَةِ حِينَ تُسَاعِدُ زَمِيلَاتِهَا.</w:t>
             </w:r>
           </w:p>
           <w:p>
@@ -7967,7 +7967,7 @@
                 <w:szCs w:val="27"/>
                 <w:rtl/>
               </w:rPr>
-              <w:t xml:space="preserve">هِوَايَاتُهَا الْقِرَاءَةُ وَالرَّسْمُ. · لَا تَعْزِفُ عَلَى الْعُودِ. · هَدَفُهَا أَنْ تَكُونَ طَبِيبَةً.</w:t>
+              <w:t xml:space="preserve">هِوَايَاتُهَا القِرَاءَةُ وَالرَّسْمُ. · لَا تَعْزِفُ عَلَى العُودِ. · هَدَفُهَا أَنْ تَكُونَ طَبِيبَةً.</w:t>
             </w:r>
           </w:p>
         </w:tc>

--- a/dosyalar/10-sinif/arapca-10-1d2y-beceri.docx
+++ b/dosyalar/10-sinif/arapca-10-1d2y-beceri.docx
@@ -514,7 +514,7 @@
             </w:pPr>
             <w:r>
               <w:rPr>
-                <w:rFonts w:ascii="Markazi Text" w:cs="Markazi Text" w:eastAsia="Markazi Text" w:hAnsi="Markazi Text"/>
+                <w:rFonts w:ascii="Arakom" w:cs="Arakom" w:eastAsia="Arakom" w:hAnsi="Arakom"/>
                 <w:b/>
                 <w:bCs/>
                 <w:color w:val="111111"/>
@@ -532,7 +532,7 @@
             </w:pPr>
             <w:r>
               <w:rPr>
-                <w:rFonts w:ascii="Markazi Text" w:cs="Markazi Text" w:eastAsia="Markazi Text" w:hAnsi="Markazi Text"/>
+                <w:rFonts w:ascii="Arakom" w:cs="Arakom" w:eastAsia="Arakom" w:hAnsi="Arakom"/>
                 <w:b w:val="false"/>
                 <w:bCs w:val="false"/>
                 <w:color w:val="111111"/>
@@ -550,7 +550,7 @@
             </w:pPr>
             <w:r>
               <w:rPr>
-                <w:rFonts w:ascii="Markazi Text" w:cs="Markazi Text" w:eastAsia="Markazi Text" w:hAnsi="Markazi Text"/>
+                <w:rFonts w:ascii="Arakom" w:cs="Arakom" w:eastAsia="Arakom" w:hAnsi="Arakom"/>
                 <w:b w:val="false"/>
                 <w:bCs w:val="false"/>
                 <w:color w:val="111111"/>
@@ -568,7 +568,7 @@
             </w:pPr>
             <w:r>
               <w:rPr>
-                <w:rFonts w:ascii="Markazi Text" w:cs="Markazi Text" w:eastAsia="Markazi Text" w:hAnsi="Markazi Text"/>
+                <w:rFonts w:ascii="Arakom" w:cs="Arakom" w:eastAsia="Arakom" w:hAnsi="Arakom"/>
                 <w:b w:val="false"/>
                 <w:bCs w:val="false"/>
                 <w:color w:val="111111"/>
@@ -586,7 +586,7 @@
             </w:pPr>
             <w:r>
               <w:rPr>
-                <w:rFonts w:ascii="Markazi Text" w:cs="Markazi Text" w:eastAsia="Markazi Text" w:hAnsi="Markazi Text"/>
+                <w:rFonts w:ascii="Arakom" w:cs="Arakom" w:eastAsia="Arakom" w:hAnsi="Arakom"/>
                 <w:b w:val="false"/>
                 <w:bCs w:val="false"/>
                 <w:color w:val="111111"/>
@@ -604,7 +604,7 @@
             </w:pPr>
             <w:r>
               <w:rPr>
-                <w:rFonts w:ascii="Markazi Text" w:cs="Markazi Text" w:eastAsia="Markazi Text" w:hAnsi="Markazi Text"/>
+                <w:rFonts w:ascii="Arakom" w:cs="Arakom" w:eastAsia="Arakom" w:hAnsi="Arakom"/>
                 <w:b w:val="false"/>
                 <w:bCs w:val="false"/>
                 <w:color w:val="111111"/>
@@ -622,7 +622,7 @@
             </w:pPr>
             <w:r>
               <w:rPr>
-                <w:rFonts w:ascii="Markazi Text" w:cs="Markazi Text" w:eastAsia="Markazi Text" w:hAnsi="Markazi Text"/>
+                <w:rFonts w:ascii="Arakom" w:cs="Arakom" w:eastAsia="Arakom" w:hAnsi="Arakom"/>
                 <w:b w:val="false"/>
                 <w:bCs w:val="false"/>
                 <w:color w:val="111111"/>
@@ -640,7 +640,7 @@
             </w:pPr>
             <w:r>
               <w:rPr>
-                <w:rFonts w:ascii="Markazi Text" w:cs="Markazi Text" w:eastAsia="Markazi Text" w:hAnsi="Markazi Text"/>
+                <w:rFonts w:ascii="Arakom" w:cs="Arakom" w:eastAsia="Arakom" w:hAnsi="Arakom"/>
                 <w:b w:val="false"/>
                 <w:bCs w:val="false"/>
                 <w:color w:val="111111"/>
@@ -658,7 +658,7 @@
             </w:pPr>
             <w:r>
               <w:rPr>
-                <w:rFonts w:ascii="Markazi Text" w:cs="Markazi Text" w:eastAsia="Markazi Text" w:hAnsi="Markazi Text"/>
+                <w:rFonts w:ascii="Arakom" w:cs="Arakom" w:eastAsia="Arakom" w:hAnsi="Arakom"/>
                 <w:b w:val="false"/>
                 <w:bCs w:val="false"/>
                 <w:color w:val="111111"/>
@@ -676,7 +676,7 @@
             </w:pPr>
             <w:r>
               <w:rPr>
-                <w:rFonts w:ascii="Markazi Text" w:cs="Markazi Text" w:eastAsia="Markazi Text" w:hAnsi="Markazi Text"/>
+                <w:rFonts w:ascii="Arakom" w:cs="Arakom" w:eastAsia="Arakom" w:hAnsi="Arakom"/>
                 <w:b w:val="false"/>
                 <w:bCs w:val="false"/>
                 <w:color w:val="111111"/>
@@ -694,7 +694,7 @@
             </w:pPr>
             <w:r>
               <w:rPr>
-                <w:rFonts w:ascii="Markazi Text" w:cs="Markazi Text" w:eastAsia="Markazi Text" w:hAnsi="Markazi Text"/>
+                <w:rFonts w:ascii="Arakom" w:cs="Arakom" w:eastAsia="Arakom" w:hAnsi="Arakom"/>
                 <w:b w:val="false"/>
                 <w:bCs w:val="false"/>
                 <w:color w:val="111111"/>
@@ -712,7 +712,7 @@
             </w:pPr>
             <w:r>
               <w:rPr>
-                <w:rFonts w:ascii="Markazi Text" w:cs="Markazi Text" w:eastAsia="Markazi Text" w:hAnsi="Markazi Text"/>
+                <w:rFonts w:ascii="Arakom" w:cs="Arakom" w:eastAsia="Arakom" w:hAnsi="Arakom"/>
                 <w:b w:val="false"/>
                 <w:bCs w:val="false"/>
                 <w:color w:val="111111"/>
@@ -766,7 +766,7 @@
       </w:r>
       <w:r>
         <w:rPr>
-          <w:rFonts w:ascii="Markazi Text" w:cs="Markazi Text" w:eastAsia="Markazi Text" w:hAnsi="Markazi Text"/>
+          <w:rFonts w:ascii="Arakom" w:cs="Arakom" w:eastAsia="Arakom" w:hAnsi="Arakom"/>
           <w:b w:val="false"/>
           <w:bCs w:val="false"/>
           <w:color w:val="111111"/>
@@ -834,7 +834,7 @@
             </w:r>
             <w:r>
               <w:rPr>
-                <w:rFonts w:ascii="Markazi Text" w:cs="Markazi Text" w:eastAsia="Markazi Text" w:hAnsi="Markazi Text"/>
+                <w:rFonts w:ascii="Arakom" w:cs="Arakom" w:eastAsia="Arakom" w:hAnsi="Arakom"/>
                 <w:b w:val="false"/>
                 <w:bCs w:val="false"/>
                 <w:color w:val="111111"/>
@@ -883,7 +883,7 @@
             </w:r>
             <w:r>
               <w:rPr>
-                <w:rFonts w:ascii="Markazi Text" w:cs="Markazi Text" w:eastAsia="Markazi Text" w:hAnsi="Markazi Text"/>
+                <w:rFonts w:ascii="Arakom" w:cs="Arakom" w:eastAsia="Arakom" w:hAnsi="Arakom"/>
                 <w:b w:val="false"/>
                 <w:bCs w:val="false"/>
                 <w:color w:val="111111"/>
@@ -937,7 +937,7 @@
             </w:r>
             <w:r>
               <w:rPr>
-                <w:rFonts w:ascii="Markazi Text" w:cs="Markazi Text" w:eastAsia="Markazi Text" w:hAnsi="Markazi Text"/>
+                <w:rFonts w:ascii="Arakom" w:cs="Arakom" w:eastAsia="Arakom" w:hAnsi="Arakom"/>
                 <w:b w:val="false"/>
                 <w:bCs w:val="false"/>
                 <w:color w:val="111111"/>
@@ -986,7 +986,7 @@
             </w:r>
             <w:r>
               <w:rPr>
-                <w:rFonts w:ascii="Markazi Text" w:cs="Markazi Text" w:eastAsia="Markazi Text" w:hAnsi="Markazi Text"/>
+                <w:rFonts w:ascii="Arakom" w:cs="Arakom" w:eastAsia="Arakom" w:hAnsi="Arakom"/>
                 <w:b w:val="false"/>
                 <w:bCs w:val="false"/>
                 <w:color w:val="111111"/>
@@ -1022,7 +1022,7 @@
       </w:r>
       <w:r>
         <w:rPr>
-          <w:rFonts w:ascii="Markazi Text" w:cs="Markazi Text" w:eastAsia="Markazi Text" w:hAnsi="Markazi Text"/>
+          <w:rFonts w:ascii="Arakom" w:cs="Arakom" w:eastAsia="Arakom" w:hAnsi="Arakom"/>
           <w:b w:val="false"/>
           <w:bCs w:val="false"/>
           <w:color w:val="111111"/>
@@ -1090,7 +1090,7 @@
             </w:r>
             <w:r>
               <w:rPr>
-                <w:rFonts w:ascii="Markazi Text" w:cs="Markazi Text" w:eastAsia="Markazi Text" w:hAnsi="Markazi Text"/>
+                <w:rFonts w:ascii="Arakom" w:cs="Arakom" w:eastAsia="Arakom" w:hAnsi="Arakom"/>
                 <w:b w:val="false"/>
                 <w:bCs w:val="false"/>
                 <w:color w:val="111111"/>
@@ -1139,7 +1139,7 @@
             </w:r>
             <w:r>
               <w:rPr>
-                <w:rFonts w:ascii="Markazi Text" w:cs="Markazi Text" w:eastAsia="Markazi Text" w:hAnsi="Markazi Text"/>
+                <w:rFonts w:ascii="Arakom" w:cs="Arakom" w:eastAsia="Arakom" w:hAnsi="Arakom"/>
                 <w:b w:val="false"/>
                 <w:bCs w:val="false"/>
                 <w:color w:val="111111"/>
@@ -1193,7 +1193,7 @@
             </w:r>
             <w:r>
               <w:rPr>
-                <w:rFonts w:ascii="Markazi Text" w:cs="Markazi Text" w:eastAsia="Markazi Text" w:hAnsi="Markazi Text"/>
+                <w:rFonts w:ascii="Arakom" w:cs="Arakom" w:eastAsia="Arakom" w:hAnsi="Arakom"/>
                 <w:b w:val="false"/>
                 <w:bCs w:val="false"/>
                 <w:color w:val="111111"/>
@@ -1242,7 +1242,7 @@
             </w:r>
             <w:r>
               <w:rPr>
-                <w:rFonts w:ascii="Markazi Text" w:cs="Markazi Text" w:eastAsia="Markazi Text" w:hAnsi="Markazi Text"/>
+                <w:rFonts w:ascii="Arakom" w:cs="Arakom" w:eastAsia="Arakom" w:hAnsi="Arakom"/>
                 <w:b w:val="false"/>
                 <w:bCs w:val="false"/>
                 <w:color w:val="111111"/>
@@ -1278,7 +1278,7 @@
       </w:r>
       <w:r>
         <w:rPr>
-          <w:rFonts w:ascii="Markazi Text" w:cs="Markazi Text" w:eastAsia="Markazi Text" w:hAnsi="Markazi Text"/>
+          <w:rFonts w:ascii="Arakom" w:cs="Arakom" w:eastAsia="Arakom" w:hAnsi="Arakom"/>
           <w:b w:val="false"/>
           <w:bCs w:val="false"/>
           <w:color w:val="111111"/>
@@ -1346,7 +1346,7 @@
             </w:r>
             <w:r>
               <w:rPr>
-                <w:rFonts w:ascii="Markazi Text" w:cs="Markazi Text" w:eastAsia="Markazi Text" w:hAnsi="Markazi Text"/>
+                <w:rFonts w:ascii="Arakom" w:cs="Arakom" w:eastAsia="Arakom" w:hAnsi="Arakom"/>
                 <w:b w:val="false"/>
                 <w:bCs w:val="false"/>
                 <w:color w:val="111111"/>
@@ -1395,7 +1395,7 @@
             </w:r>
             <w:r>
               <w:rPr>
-                <w:rFonts w:ascii="Markazi Text" w:cs="Markazi Text" w:eastAsia="Markazi Text" w:hAnsi="Markazi Text"/>
+                <w:rFonts w:ascii="Arakom" w:cs="Arakom" w:eastAsia="Arakom" w:hAnsi="Arakom"/>
                 <w:b w:val="false"/>
                 <w:bCs w:val="false"/>
                 <w:color w:val="111111"/>
@@ -1449,7 +1449,7 @@
             </w:r>
             <w:r>
               <w:rPr>
-                <w:rFonts w:ascii="Markazi Text" w:cs="Markazi Text" w:eastAsia="Markazi Text" w:hAnsi="Markazi Text"/>
+                <w:rFonts w:ascii="Arakom" w:cs="Arakom" w:eastAsia="Arakom" w:hAnsi="Arakom"/>
                 <w:b w:val="false"/>
                 <w:bCs w:val="false"/>
                 <w:color w:val="111111"/>
@@ -1498,7 +1498,7 @@
             </w:r>
             <w:r>
               <w:rPr>
-                <w:rFonts w:ascii="Markazi Text" w:cs="Markazi Text" w:eastAsia="Markazi Text" w:hAnsi="Markazi Text"/>
+                <w:rFonts w:ascii="Arakom" w:cs="Arakom" w:eastAsia="Arakom" w:hAnsi="Arakom"/>
                 <w:b w:val="false"/>
                 <w:bCs w:val="false"/>
                 <w:color w:val="111111"/>
@@ -1889,7 +1889,7 @@
             </w:pPr>
             <w:r>
               <w:rPr>
-                <w:rFonts w:ascii="Markazi Text" w:cs="Markazi Text" w:eastAsia="Markazi Text" w:hAnsi="Markazi Text"/>
+                <w:rFonts w:ascii="Arakom" w:cs="Arakom" w:eastAsia="Arakom" w:hAnsi="Arakom"/>
                 <w:b w:val="false"/>
                 <w:bCs w:val="false"/>
                 <w:color w:val="111111"/>
@@ -2015,7 +2015,7 @@
             </w:pPr>
             <w:r>
               <w:rPr>
-                <w:rFonts w:ascii="Markazi Text" w:cs="Markazi Text" w:eastAsia="Markazi Text" w:hAnsi="Markazi Text"/>
+                <w:rFonts w:ascii="Arakom" w:cs="Arakom" w:eastAsia="Arakom" w:hAnsi="Arakom"/>
                 <w:b w:val="false"/>
                 <w:bCs w:val="false"/>
                 <w:color w:val="111111"/>
@@ -2141,7 +2141,7 @@
             </w:pPr>
             <w:r>
               <w:rPr>
-                <w:rFonts w:ascii="Markazi Text" w:cs="Markazi Text" w:eastAsia="Markazi Text" w:hAnsi="Markazi Text"/>
+                <w:rFonts w:ascii="Arakom" w:cs="Arakom" w:eastAsia="Arakom" w:hAnsi="Arakom"/>
                 <w:b w:val="false"/>
                 <w:bCs w:val="false"/>
                 <w:color w:val="111111"/>
@@ -2267,7 +2267,7 @@
             </w:pPr>
             <w:r>
               <w:rPr>
-                <w:rFonts w:ascii="Markazi Text" w:cs="Markazi Text" w:eastAsia="Markazi Text" w:hAnsi="Markazi Text"/>
+                <w:rFonts w:ascii="Arakom" w:cs="Arakom" w:eastAsia="Arakom" w:hAnsi="Arakom"/>
                 <w:b w:val="false"/>
                 <w:bCs w:val="false"/>
                 <w:color w:val="111111"/>
@@ -2393,7 +2393,7 @@
             </w:pPr>
             <w:r>
               <w:rPr>
-                <w:rFonts w:ascii="Markazi Text" w:cs="Markazi Text" w:eastAsia="Markazi Text" w:hAnsi="Markazi Text"/>
+                <w:rFonts w:ascii="Arakom" w:cs="Arakom" w:eastAsia="Arakom" w:hAnsi="Arakom"/>
                 <w:b w:val="false"/>
                 <w:bCs w:val="false"/>
                 <w:color w:val="111111"/>
@@ -2629,7 +2629,7 @@
             </w:r>
             <w:r>
               <w:rPr>
-                <w:rFonts w:ascii="Markazi Text" w:cs="Markazi Text" w:eastAsia="Markazi Text" w:hAnsi="Markazi Text"/>
+                <w:rFonts w:ascii="Arakom" w:cs="Arakom" w:eastAsia="Arakom" w:hAnsi="Arakom"/>
                 <w:b w:val="false"/>
                 <w:bCs w:val="false"/>
                 <w:color w:val="111111"/>
@@ -2679,7 +2679,7 @@
             </w:r>
             <w:r>
               <w:rPr>
-                <w:rFonts w:ascii="Markazi Text" w:cs="Markazi Text" w:eastAsia="Markazi Text" w:hAnsi="Markazi Text"/>
+                <w:rFonts w:ascii="Arakom" w:cs="Arakom" w:eastAsia="Arakom" w:hAnsi="Arakom"/>
                 <w:b w:val="false"/>
                 <w:bCs w:val="false"/>
                 <w:color w:val="111111"/>
@@ -2734,7 +2734,7 @@
             </w:r>
             <w:r>
               <w:rPr>
-                <w:rFonts w:ascii="Markazi Text" w:cs="Markazi Text" w:eastAsia="Markazi Text" w:hAnsi="Markazi Text"/>
+                <w:rFonts w:ascii="Arakom" w:cs="Arakom" w:eastAsia="Arakom" w:hAnsi="Arakom"/>
                 <w:b w:val="false"/>
                 <w:bCs w:val="false"/>
                 <w:color w:val="111111"/>
@@ -2784,7 +2784,7 @@
             </w:r>
             <w:r>
               <w:rPr>
-                <w:rFonts w:ascii="Markazi Text" w:cs="Markazi Text" w:eastAsia="Markazi Text" w:hAnsi="Markazi Text"/>
+                <w:rFonts w:ascii="Arakom" w:cs="Arakom" w:eastAsia="Arakom" w:hAnsi="Arakom"/>
                 <w:b w:val="false"/>
                 <w:bCs w:val="false"/>
                 <w:color w:val="111111"/>
@@ -2876,7 +2876,7 @@
             </w:r>
             <w:r>
               <w:rPr>
-                <w:rFonts w:ascii="Markazi Text" w:cs="Markazi Text" w:eastAsia="Markazi Text" w:hAnsi="Markazi Text"/>
+                <w:rFonts w:ascii="Arakom" w:cs="Arakom" w:eastAsia="Arakom" w:hAnsi="Arakom"/>
                 <w:b w:val="false"/>
                 <w:bCs w:val="false"/>
                 <w:color w:val="111111"/>
@@ -2926,7 +2926,7 @@
             </w:r>
             <w:r>
               <w:rPr>
-                <w:rFonts w:ascii="Markazi Text" w:cs="Markazi Text" w:eastAsia="Markazi Text" w:hAnsi="Markazi Text"/>
+                <w:rFonts w:ascii="Arakom" w:cs="Arakom" w:eastAsia="Arakom" w:hAnsi="Arakom"/>
                 <w:b w:val="false"/>
                 <w:bCs w:val="false"/>
                 <w:color w:val="111111"/>
@@ -2981,7 +2981,7 @@
             </w:r>
             <w:r>
               <w:rPr>
-                <w:rFonts w:ascii="Markazi Text" w:cs="Markazi Text" w:eastAsia="Markazi Text" w:hAnsi="Markazi Text"/>
+                <w:rFonts w:ascii="Arakom" w:cs="Arakom" w:eastAsia="Arakom" w:hAnsi="Arakom"/>
                 <w:b w:val="false"/>
                 <w:bCs w:val="false"/>
                 <w:color w:val="111111"/>
@@ -3031,7 +3031,7 @@
             </w:r>
             <w:r>
               <w:rPr>
-                <w:rFonts w:ascii="Markazi Text" w:cs="Markazi Text" w:eastAsia="Markazi Text" w:hAnsi="Markazi Text"/>
+                <w:rFonts w:ascii="Arakom" w:cs="Arakom" w:eastAsia="Arakom" w:hAnsi="Arakom"/>
                 <w:b w:val="false"/>
                 <w:bCs w:val="false"/>
                 <w:color w:val="111111"/>
@@ -3123,7 +3123,7 @@
             </w:r>
             <w:r>
               <w:rPr>
-                <w:rFonts w:ascii="Markazi Text" w:cs="Markazi Text" w:eastAsia="Markazi Text" w:hAnsi="Markazi Text"/>
+                <w:rFonts w:ascii="Arakom" w:cs="Arakom" w:eastAsia="Arakom" w:hAnsi="Arakom"/>
                 <w:b w:val="false"/>
                 <w:bCs w:val="false"/>
                 <w:color w:val="111111"/>
@@ -3173,7 +3173,7 @@
             </w:r>
             <w:r>
               <w:rPr>
-                <w:rFonts w:ascii="Markazi Text" w:cs="Markazi Text" w:eastAsia="Markazi Text" w:hAnsi="Markazi Text"/>
+                <w:rFonts w:ascii="Arakom" w:cs="Arakom" w:eastAsia="Arakom" w:hAnsi="Arakom"/>
                 <w:b w:val="false"/>
                 <w:bCs w:val="false"/>
                 <w:color w:val="111111"/>
@@ -3228,7 +3228,7 @@
             </w:r>
             <w:r>
               <w:rPr>
-                <w:rFonts w:ascii="Markazi Text" w:cs="Markazi Text" w:eastAsia="Markazi Text" w:hAnsi="Markazi Text"/>
+                <w:rFonts w:ascii="Arakom" w:cs="Arakom" w:eastAsia="Arakom" w:hAnsi="Arakom"/>
                 <w:b w:val="false"/>
                 <w:bCs w:val="false"/>
                 <w:color w:val="111111"/>
@@ -3278,7 +3278,7 @@
             </w:r>
             <w:r>
               <w:rPr>
-                <w:rFonts w:ascii="Markazi Text" w:cs="Markazi Text" w:eastAsia="Markazi Text" w:hAnsi="Markazi Text"/>
+                <w:rFonts w:ascii="Arakom" w:cs="Arakom" w:eastAsia="Arakom" w:hAnsi="Arakom"/>
                 <w:b w:val="false"/>
                 <w:bCs w:val="false"/>
                 <w:color w:val="111111"/>
@@ -3370,7 +3370,7 @@
             </w:r>
             <w:r>
               <w:rPr>
-                <w:rFonts w:ascii="Markazi Text" w:cs="Markazi Text" w:eastAsia="Markazi Text" w:hAnsi="Markazi Text"/>
+                <w:rFonts w:ascii="Arakom" w:cs="Arakom" w:eastAsia="Arakom" w:hAnsi="Arakom"/>
                 <w:b w:val="false"/>
                 <w:bCs w:val="false"/>
                 <w:color w:val="111111"/>
@@ -3420,7 +3420,7 @@
             </w:r>
             <w:r>
               <w:rPr>
-                <w:rFonts w:ascii="Markazi Text" w:cs="Markazi Text" w:eastAsia="Markazi Text" w:hAnsi="Markazi Text"/>
+                <w:rFonts w:ascii="Arakom" w:cs="Arakom" w:eastAsia="Arakom" w:hAnsi="Arakom"/>
                 <w:b w:val="false"/>
                 <w:bCs w:val="false"/>
                 <w:color w:val="111111"/>
@@ -3475,7 +3475,7 @@
             </w:r>
             <w:r>
               <w:rPr>
-                <w:rFonts w:ascii="Markazi Text" w:cs="Markazi Text" w:eastAsia="Markazi Text" w:hAnsi="Markazi Text"/>
+                <w:rFonts w:ascii="Arakom" w:cs="Arakom" w:eastAsia="Arakom" w:hAnsi="Arakom"/>
                 <w:b w:val="false"/>
                 <w:bCs w:val="false"/>
                 <w:color w:val="111111"/>
@@ -3525,7 +3525,7 @@
             </w:r>
             <w:r>
               <w:rPr>
-                <w:rFonts w:ascii="Markazi Text" w:cs="Markazi Text" w:eastAsia="Markazi Text" w:hAnsi="Markazi Text"/>
+                <w:rFonts w:ascii="Arakom" w:cs="Arakom" w:eastAsia="Arakom" w:hAnsi="Arakom"/>
                 <w:b w:val="false"/>
                 <w:bCs w:val="false"/>
                 <w:color w:val="111111"/>
@@ -3617,7 +3617,7 @@
             </w:r>
             <w:r>
               <w:rPr>
-                <w:rFonts w:ascii="Markazi Text" w:cs="Markazi Text" w:eastAsia="Markazi Text" w:hAnsi="Markazi Text"/>
+                <w:rFonts w:ascii="Arakom" w:cs="Arakom" w:eastAsia="Arakom" w:hAnsi="Arakom"/>
                 <w:b w:val="false"/>
                 <w:bCs w:val="false"/>
                 <w:color w:val="111111"/>
@@ -3667,7 +3667,7 @@
             </w:r>
             <w:r>
               <w:rPr>
-                <w:rFonts w:ascii="Markazi Text" w:cs="Markazi Text" w:eastAsia="Markazi Text" w:hAnsi="Markazi Text"/>
+                <w:rFonts w:ascii="Arakom" w:cs="Arakom" w:eastAsia="Arakom" w:hAnsi="Arakom"/>
                 <w:b w:val="false"/>
                 <w:bCs w:val="false"/>
                 <w:color w:val="111111"/>
@@ -3722,7 +3722,7 @@
             </w:r>
             <w:r>
               <w:rPr>
-                <w:rFonts w:ascii="Markazi Text" w:cs="Markazi Text" w:eastAsia="Markazi Text" w:hAnsi="Markazi Text"/>
+                <w:rFonts w:ascii="Arakom" w:cs="Arakom" w:eastAsia="Arakom" w:hAnsi="Arakom"/>
                 <w:b w:val="false"/>
                 <w:bCs w:val="false"/>
                 <w:color w:val="111111"/>
@@ -3772,7 +3772,7 @@
             </w:r>
             <w:r>
               <w:rPr>
-                <w:rFonts w:ascii="Markazi Text" w:cs="Markazi Text" w:eastAsia="Markazi Text" w:hAnsi="Markazi Text"/>
+                <w:rFonts w:ascii="Arakom" w:cs="Arakom" w:eastAsia="Arakom" w:hAnsi="Arakom"/>
                 <w:b w:val="false"/>
                 <w:bCs w:val="false"/>
                 <w:color w:val="111111"/>
@@ -3948,7 +3948,7 @@
             </w:pPr>
             <w:r>
               <w:rPr>
-                <w:rFonts w:ascii="Markazi Text" w:cs="Markazi Text" w:eastAsia="Markazi Text" w:hAnsi="Markazi Text"/>
+                <w:rFonts w:ascii="Arakom" w:cs="Arakom" w:eastAsia="Arakom" w:hAnsi="Arakom"/>
                 <w:b w:val="false"/>
                 <w:bCs w:val="false"/>
                 <w:color w:val="111111"/>
@@ -4118,7 +4118,7 @@
             </w:pPr>
             <w:r>
               <w:rPr>
-                <w:rFonts w:ascii="Markazi Text" w:cs="Markazi Text" w:eastAsia="Markazi Text" w:hAnsi="Markazi Text"/>
+                <w:rFonts w:ascii="Arakom" w:cs="Arakom" w:eastAsia="Arakom" w:hAnsi="Arakom"/>
                 <w:b w:val="false"/>
                 <w:bCs w:val="false"/>
                 <w:color w:val="111111"/>
@@ -4288,7 +4288,7 @@
             </w:pPr>
             <w:r>
               <w:rPr>
-                <w:rFonts w:ascii="Markazi Text" w:cs="Markazi Text" w:eastAsia="Markazi Text" w:hAnsi="Markazi Text"/>
+                <w:rFonts w:ascii="Arakom" w:cs="Arakom" w:eastAsia="Arakom" w:hAnsi="Arakom"/>
                 <w:b w:val="false"/>
                 <w:bCs w:val="false"/>
                 <w:color w:val="111111"/>
@@ -4458,7 +4458,7 @@
             </w:pPr>
             <w:r>
               <w:rPr>
-                <w:rFonts w:ascii="Markazi Text" w:cs="Markazi Text" w:eastAsia="Markazi Text" w:hAnsi="Markazi Text"/>
+                <w:rFonts w:ascii="Arakom" w:cs="Arakom" w:eastAsia="Arakom" w:hAnsi="Arakom"/>
                 <w:b w:val="false"/>
                 <w:bCs w:val="false"/>
                 <w:color w:val="111111"/>
@@ -4628,7 +4628,7 @@
             </w:pPr>
             <w:r>
               <w:rPr>
-                <w:rFonts w:ascii="Markazi Text" w:cs="Markazi Text" w:eastAsia="Markazi Text" w:hAnsi="Markazi Text"/>
+                <w:rFonts w:ascii="Arakom" w:cs="Arakom" w:eastAsia="Arakom" w:hAnsi="Arakom"/>
                 <w:b w:val="false"/>
                 <w:bCs w:val="false"/>
                 <w:color w:val="111111"/>
@@ -4878,7 +4878,7 @@
             </w:pPr>
             <w:r>
               <w:rPr>
-                <w:rFonts w:ascii="Markazi Text" w:cs="Markazi Text" w:eastAsia="Markazi Text" w:hAnsi="Markazi Text"/>
+                <w:rFonts w:ascii="Arakom" w:cs="Arakom" w:eastAsia="Arakom" w:hAnsi="Arakom"/>
                 <w:b w:val="false"/>
                 <w:bCs w:val="false"/>
                 <w:color w:val="111111"/>
@@ -4985,7 +4985,7 @@
             </w:pPr>
             <w:r>
               <w:rPr>
-                <w:rFonts w:ascii="Markazi Text" w:cs="Markazi Text" w:eastAsia="Markazi Text" w:hAnsi="Markazi Text"/>
+                <w:rFonts w:ascii="Arakom" w:cs="Arakom" w:eastAsia="Arakom" w:hAnsi="Arakom"/>
                 <w:b w:val="false"/>
                 <w:bCs w:val="false"/>
                 <w:color w:val="111111"/>
@@ -5057,7 +5057,7 @@
             </w:pPr>
             <w:r>
               <w:rPr>
-                <w:rFonts w:ascii="Markazi Text" w:cs="Markazi Text" w:eastAsia="Markazi Text" w:hAnsi="Markazi Text"/>
+                <w:rFonts w:ascii="Arakom" w:cs="Arakom" w:eastAsia="Arakom" w:hAnsi="Arakom"/>
                 <w:b w:val="false"/>
                 <w:bCs w:val="false"/>
                 <w:color w:val="111111"/>
@@ -5129,7 +5129,7 @@
             </w:pPr>
             <w:r>
               <w:rPr>
-                <w:rFonts w:ascii="Markazi Text" w:cs="Markazi Text" w:eastAsia="Markazi Text" w:hAnsi="Markazi Text"/>
+                <w:rFonts w:ascii="Arakom" w:cs="Arakom" w:eastAsia="Arakom" w:hAnsi="Arakom"/>
                 <w:b w:val="false"/>
                 <w:bCs w:val="false"/>
                 <w:color w:val="111111"/>
@@ -5201,7 +5201,7 @@
             </w:pPr>
             <w:r>
               <w:rPr>
-                <w:rFonts w:ascii="Markazi Text" w:cs="Markazi Text" w:eastAsia="Markazi Text" w:hAnsi="Markazi Text"/>
+                <w:rFonts w:ascii="Arakom" w:cs="Arakom" w:eastAsia="Arakom" w:hAnsi="Arakom"/>
                 <w:b w:val="false"/>
                 <w:bCs w:val="false"/>
                 <w:color w:val="111111"/>
@@ -5273,7 +5273,7 @@
             </w:pPr>
             <w:r>
               <w:rPr>
-                <w:rFonts w:ascii="Markazi Text" w:cs="Markazi Text" w:eastAsia="Markazi Text" w:hAnsi="Markazi Text"/>
+                <w:rFonts w:ascii="Arakom" w:cs="Arakom" w:eastAsia="Arakom" w:hAnsi="Arakom"/>
                 <w:b w:val="false"/>
                 <w:bCs w:val="false"/>
                 <w:color w:val="111111"/>
@@ -5542,7 +5542,7 @@
             </w:pPr>
             <w:r>
               <w:rPr>
-                <w:rFonts w:ascii="Markazi Text" w:cs="Markazi Text" w:eastAsia="Markazi Text" w:hAnsi="Markazi Text"/>
+                <w:rFonts w:ascii="Arakom" w:cs="Arakom" w:eastAsia="Arakom" w:hAnsi="Arakom"/>
                 <w:b w:val="false"/>
                 <w:bCs w:val="false"/>
                 <w:color w:val="111111"/>
@@ -5638,7 +5638,7 @@
             </w:pPr>
             <w:r>
               <w:rPr>
-                <w:rFonts w:ascii="Markazi Text" w:cs="Markazi Text" w:eastAsia="Markazi Text" w:hAnsi="Markazi Text"/>
+                <w:rFonts w:ascii="Arakom" w:cs="Arakom" w:eastAsia="Arakom" w:hAnsi="Arakom"/>
                 <w:b w:val="false"/>
                 <w:bCs w:val="false"/>
                 <w:color w:val="111111"/>
@@ -5734,7 +5734,7 @@
             </w:pPr>
             <w:r>
               <w:rPr>
-                <w:rFonts w:ascii="Markazi Text" w:cs="Markazi Text" w:eastAsia="Markazi Text" w:hAnsi="Markazi Text"/>
+                <w:rFonts w:ascii="Arakom" w:cs="Arakom" w:eastAsia="Arakom" w:hAnsi="Arakom"/>
                 <w:b w:val="false"/>
                 <w:bCs w:val="false"/>
                 <w:color w:val="111111"/>
@@ -5830,7 +5830,7 @@
             </w:pPr>
             <w:r>
               <w:rPr>
-                <w:rFonts w:ascii="Markazi Text" w:cs="Markazi Text" w:eastAsia="Markazi Text" w:hAnsi="Markazi Text"/>
+                <w:rFonts w:ascii="Arakom" w:cs="Arakom" w:eastAsia="Arakom" w:hAnsi="Arakom"/>
                 <w:b w:val="false"/>
                 <w:bCs w:val="false"/>
                 <w:color w:val="111111"/>
@@ -5926,7 +5926,7 @@
             </w:pPr>
             <w:r>
               <w:rPr>
-                <w:rFonts w:ascii="Markazi Text" w:cs="Markazi Text" w:eastAsia="Markazi Text" w:hAnsi="Markazi Text"/>
+                <w:rFonts w:ascii="Arakom" w:cs="Arakom" w:eastAsia="Arakom" w:hAnsi="Arakom"/>
                 <w:b w:val="false"/>
                 <w:bCs w:val="false"/>
                 <w:color w:val="111111"/>
@@ -6255,7 +6255,7 @@
             </w:pPr>
             <w:r>
               <w:rPr>
-                <w:rFonts w:ascii="Markazi Text" w:cs="Markazi Text" w:eastAsia="Markazi Text" w:hAnsi="Markazi Text"/>
+                <w:rFonts w:ascii="Arakom" w:cs="Arakom" w:eastAsia="Arakom" w:hAnsi="Arakom"/>
                 <w:b w:val="false"/>
                 <w:bCs w:val="false"/>
                 <w:color w:val="111111"/>
@@ -6351,7 +6351,7 @@
             </w:pPr>
             <w:r>
               <w:rPr>
-                <w:rFonts w:ascii="Markazi Text" w:cs="Markazi Text" w:eastAsia="Markazi Text" w:hAnsi="Markazi Text"/>
+                <w:rFonts w:ascii="Arakom" w:cs="Arakom" w:eastAsia="Arakom" w:hAnsi="Arakom"/>
                 <w:b w:val="false"/>
                 <w:bCs w:val="false"/>
                 <w:color w:val="111111"/>
@@ -6447,7 +6447,7 @@
             </w:pPr>
             <w:r>
               <w:rPr>
-                <w:rFonts w:ascii="Markazi Text" w:cs="Markazi Text" w:eastAsia="Markazi Text" w:hAnsi="Markazi Text"/>
+                <w:rFonts w:ascii="Arakom" w:cs="Arakom" w:eastAsia="Arakom" w:hAnsi="Arakom"/>
                 <w:b w:val="false"/>
                 <w:bCs w:val="false"/>
                 <w:color w:val="111111"/>
@@ -6543,7 +6543,7 @@
             </w:pPr>
             <w:r>
               <w:rPr>
-                <w:rFonts w:ascii="Markazi Text" w:cs="Markazi Text" w:eastAsia="Markazi Text" w:hAnsi="Markazi Text"/>
+                <w:rFonts w:ascii="Arakom" w:cs="Arakom" w:eastAsia="Arakom" w:hAnsi="Arakom"/>
                 <w:b w:val="false"/>
                 <w:bCs w:val="false"/>
                 <w:color w:val="111111"/>
@@ -6639,7 +6639,7 @@
             </w:pPr>
             <w:r>
               <w:rPr>
-                <w:rFonts w:ascii="Markazi Text" w:cs="Markazi Text" w:eastAsia="Markazi Text" w:hAnsi="Markazi Text"/>
+                <w:rFonts w:ascii="Arakom" w:cs="Arakom" w:eastAsia="Arakom" w:hAnsi="Arakom"/>
                 <w:b w:val="false"/>
                 <w:bCs w:val="false"/>
                 <w:color w:val="111111"/>
@@ -6791,7 +6791,7 @@
             </w:pPr>
             <w:r>
               <w:rPr>
-                <w:rFonts w:ascii="Markazi Text" w:cs="Markazi Text" w:eastAsia="Markazi Text" w:hAnsi="Markazi Text"/>
+                <w:rFonts w:ascii="Arakom" w:cs="Arakom" w:eastAsia="Arakom" w:hAnsi="Arakom"/>
                 <w:b w:val="false"/>
                 <w:bCs w:val="false"/>
                 <w:color w:val="111111"/>
@@ -7753,7 +7753,7 @@
             </w:pPr>
             <w:r>
               <w:rPr>
-                <w:rFonts w:ascii="Markazi Text" w:cs="Markazi Text" w:eastAsia="Markazi Text" w:hAnsi="Markazi Text"/>
+                <w:rFonts w:ascii="Arakom" w:cs="Arakom" w:eastAsia="Arakom" w:hAnsi="Arakom"/>
                 <w:b w:val="false"/>
                 <w:bCs w:val="false"/>
                 <w:color w:val="111111"/>
@@ -7941,7 +7941,7 @@
             </w:pPr>
             <w:r>
               <w:rPr>
-                <w:rFonts w:ascii="Markazi Text" w:cs="Markazi Text" w:eastAsia="Markazi Text" w:hAnsi="Markazi Text"/>
+                <w:rFonts w:ascii="Arakom" w:cs="Arakom" w:eastAsia="Arakom" w:hAnsi="Arakom"/>
                 <w:b w:val="false"/>
                 <w:bCs w:val="false"/>
                 <w:color w:val="111111"/>
@@ -7959,7 +7959,7 @@
             </w:pPr>
             <w:r>
               <w:rPr>
-                <w:rFonts w:ascii="Markazi Text" w:cs="Markazi Text" w:eastAsia="Markazi Text" w:hAnsi="Markazi Text"/>
+                <w:rFonts w:ascii="Arakom" w:cs="Arakom" w:eastAsia="Arakom" w:hAnsi="Arakom"/>
                 <w:b w:val="false"/>
                 <w:bCs w:val="false"/>
                 <w:color w:val="111111"/>
